--- a/call-scripts/Avery-Dennison-Call-Intro-Script.docx
+++ b/call-scripts/Avery-Dennison-Call-Intro-Script.docx
@@ -29,7 +29,7 @@
         <w:t xml:space="preserve">Call type:</w:t>
       </w:r>
       <w:r>
-        <w:t xml:space="preserve"> Follow-up call, intro only. The job of this opening: a warm welcome, introduce the right colleagues (Ellery from the athlete division, Freddy from the AMG GP team), set the expectation on WRC honestly (questions gathered today, answered properly by the WRC team in their own session), then hand the floor to Avery Dennison.</w:t>
+        <w:t xml:space="preserve"> Follow-up call, intro only. The job of this opening: a warm welcome, introduce the right colleagues (Ellery from the athlete division, Freddy from the AMG GP team), set the WRC expectation straight (questions gathered today, answered properly by the WRC team in their own session), then hand the floor to Avery Dennison.</w:t>
       </w:r>
     </w:p>
     <w:p>
